--- a/landing/src/content/docs/agent/prompting-attachments.md.docx
+++ b/landing/src/content/docs/agent/prompting-attachments.md.docx
@@ -85,6 +85,7 @@
           <w:numId w:val="1"/>
         </w:numPr>
         <w:ind w:left="720" w:hanging="360"/>
+        <w:rPr/>
       </w:pPr>
       <w:r>
         <w:rPr>
@@ -100,6 +101,7 @@
           <w:numId w:val="1"/>
         </w:numPr>
         <w:ind w:left="720" w:hanging="360"/>
+        <w:rPr/>
       </w:pPr>
       <w:r>
         <w:rPr>
@@ -115,6 +117,7 @@
           <w:numId w:val="1"/>
         </w:numPr>
         <w:ind w:left="720" w:hanging="360"/>
+        <w:rPr/>
       </w:pPr>
       <w:r>
         <w:rPr>
@@ -130,6 +133,7 @@
           <w:numId w:val="1"/>
         </w:numPr>
         <w:ind w:left="720" w:hanging="360"/>
+        <w:rPr/>
       </w:pPr>
       <w:r>
         <w:rPr>
@@ -145,6 +149,7 @@
           <w:numId w:val="1"/>
         </w:numPr>
         <w:ind w:left="720" w:hanging="360"/>
+        <w:rPr/>
       </w:pPr>
       <w:r>
         <w:rPr>
@@ -160,6 +165,7 @@
           <w:numId w:val="1"/>
         </w:numPr>
         <w:ind w:left="720" w:hanging="360"/>
+        <w:rPr/>
       </w:pPr>
       <w:r>
         <w:rPr>
@@ -175,6 +181,7 @@
           <w:numId w:val="1"/>
         </w:numPr>
         <w:ind w:left="720" w:hanging="360"/>
+        <w:rPr/>
       </w:pPr>
       <w:r>
         <w:rPr>
@@ -190,6 +197,7 @@
           <w:numId w:val="1"/>
         </w:numPr>
         <w:ind w:left="720" w:hanging="360"/>
+        <w:rPr/>
       </w:pPr>
       <w:r>
         <w:rPr>
@@ -205,6 +213,7 @@
           <w:numId w:val="1"/>
         </w:numPr>
         <w:ind w:left="720" w:hanging="360"/>
+        <w:rPr/>
       </w:pPr>
       <w:r>
         <w:rPr>
@@ -294,7 +303,7 @@
         <w:pStyle w:val="Heading2"/>
         <w:rPr/>
       </w:pPr>
-      <w:bookmarkStart w:colFirst="0" w:colLast="0" w:name="_q0si0nwo971e" w:id="0"/>
+      <w:bookmarkStart w:colFirst="0" w:colLast="0" w:name="_spx6fi7nu800" w:id="0"/>
       <w:bookmarkEnd w:id="0"/>
       <w:r>
         <w:rPr>
@@ -346,6 +355,7 @@
           <w:numId w:val="2"/>
         </w:numPr>
         <w:ind w:left="720" w:hanging="360"/>
+        <w:rPr/>
       </w:pPr>
       <w:r>
         <w:rPr>
@@ -361,6 +371,7 @@
           <w:numId w:val="2"/>
         </w:numPr>
         <w:ind w:left="720" w:hanging="360"/>
+        <w:rPr/>
       </w:pPr>
       <w:r>
         <w:rPr>
@@ -376,6 +387,7 @@
           <w:numId w:val="2"/>
         </w:numPr>
         <w:ind w:left="720" w:hanging="360"/>
+        <w:rPr/>
       </w:pPr>
       <w:r>
         <w:rPr>
@@ -391,6 +403,7 @@
           <w:numId w:val="2"/>
         </w:numPr>
         <w:ind w:left="720" w:hanging="360"/>
+        <w:rPr/>
       </w:pPr>
       <w:r>
         <w:rPr>
@@ -512,7 +525,7 @@
         <w:pStyle w:val="Heading2"/>
         <w:rPr/>
       </w:pPr>
-      <w:bookmarkStart w:colFirst="0" w:colLast="0" w:name="_l0o3p56ztuec" w:id="1"/>
+      <w:bookmarkStart w:colFirst="0" w:colLast="0" w:name="_llb0iswb8eat" w:id="1"/>
       <w:bookmarkEnd w:id="1"/>
       <w:r>
         <w:rPr>
@@ -707,7 +720,7 @@
         <w:pStyle w:val="Heading2"/>
         <w:rPr/>
       </w:pPr>
-      <w:bookmarkStart w:colFirst="0" w:colLast="0" w:name="_wqr9la3tyewt" w:id="2"/>
+      <w:bookmarkStart w:colFirst="0" w:colLast="0" w:name="_k5shxqrv05js" w:id="2"/>
       <w:bookmarkEnd w:id="2"/>
       <w:r>
         <w:rPr>
@@ -787,6 +800,7 @@
           <w:numId w:val="3"/>
         </w:numPr>
         <w:ind w:left="720" w:hanging="360"/>
+        <w:rPr/>
       </w:pPr>
       <w:r>
         <w:rPr>
@@ -802,6 +816,7 @@
           <w:numId w:val="3"/>
         </w:numPr>
         <w:ind w:left="720" w:hanging="360"/>
+        <w:rPr/>
       </w:pPr>
       <w:r>
         <w:rPr>
@@ -817,6 +832,7 @@
           <w:numId w:val="3"/>
         </w:numPr>
         <w:ind w:left="720" w:hanging="360"/>
+        <w:rPr/>
       </w:pPr>
       <w:r>
         <w:rPr>
@@ -902,7 +918,7 @@
         <w:pStyle w:val="Heading2"/>
         <w:rPr/>
       </w:pPr>
-      <w:bookmarkStart w:colFirst="0" w:colLast="0" w:name="_m22x6mb82jdd" w:id="3"/>
+      <w:bookmarkStart w:colFirst="0" w:colLast="0" w:name="_3u4p6861u3fp" w:id="3"/>
       <w:bookmarkEnd w:id="3"/>
       <w:r>
         <w:rPr>
@@ -927,7 +943,7 @@
         <w:pStyle w:val="Heading2"/>
         <w:rPr/>
       </w:pPr>
-      <w:bookmarkStart w:colFirst="0" w:colLast="0" w:name="_gxaoj6skh854" w:id="4"/>
+      <w:bookmarkStart w:colFirst="0" w:colLast="0" w:name="_64sfvmahjigf" w:id="4"/>
       <w:bookmarkEnd w:id="4"/>
       <w:r>
         <w:rPr>
